--- a/技术实施任务书.docx
+++ b/技术实施任务书.docx
@@ -369,6 +369,14 @@
           <w:rFonts w:eastAsia="Noto Sans CJK SC"/>
         </w:rPr>
         <w:t xml:space="preserve">V1 不做：让 Web 浏览器在未运行用户本地 Host 时控制本地工具、把所有人的 Agent Runtime 集中到 Hub、跨互联网 NAT 自动打洞、大规模公开社交、自动读取个人私人记忆、重新设计 DS Bot UI。</w:t>
+      </w:r>
+    </w:p>
+    <w:p>
+      <w:pPr>
+        <w:pStyle w:val="Compact"/>
+      </w:pPr>
+      <w:r>
+        <w:t>本地演示附加：Hub 管理端只管理工作群；用户只读；不做用户 CRUD、设备管理、审计 UI、消息搜索。</w:t>
       </w:r>
     </w:p>
     <w:p>
@@ -2937,25 +2945,7 @@
         <w:pStyle w:val="FirstParagraph"/>
       </w:pPr>
       <w:r>
-        <w:rPr>
-          <w:rFonts w:eastAsia="Noto Sans CJK SC"/>
-        </w:rPr>
-        <w:t xml:space="preserve">详见</w:t>
-      </w:r>
-      <w:r>
-        <w:t xml:space="preserve"> </w:t>
-      </w:r>
-      <w:r>
-        <w:rPr>
-          <w:rStyle w:val="VerbatimChar"/>
-        </w:rPr>
-        <w:t xml:space="preserve">server/db/migrations/0001_schema.sql</w:t>
-      </w:r>
-      <w:r>
-        <w:rPr>
-          <w:rFonts w:eastAsia="Noto Sans CJK SC"/>
-        </w:rPr>
-        <w:t xml:space="preserve">。基础实体：users、devices、rooms、room_members、invitations、messages、bot_directory、tasks、approvals、task_events、artifacts、group_memories、memory_revisions、audit_events、idempotency_keys。</w:t>
+        <w:t>详见 server/db/migrations/0001_schema.sql。基础实体：users、devices、rooms、room_members、invitations、messages、bot_directory、tasks、approvals、task_events、artifacts、group_memories、memory_revisions、audit_events、idempotency_keys、operators（独立管理员表）。audit_events 增加 actor_operator_id，用于记录 operator 操作。</w:t>
       </w:r>
     </w:p>
     <w:p>
@@ -2999,64 +2989,7 @@
         <w:pStyle w:val="FirstParagraph"/>
       </w:pPr>
       <w:r>
-        <w:rPr>
-          <w:rFonts w:eastAsia="Noto Sans CJK SC"/>
-        </w:rPr>
-        <w:t xml:space="preserve">将</w:t>
-      </w:r>
-      <w:r>
-        <w:t xml:space="preserve"> </w:t>
-      </w:r>
-      <w:r>
-        <w:rPr>
-          <w:rStyle w:val="VerbatimChar"/>
-        </w:rPr>
-        <w:t xml:space="preserve">server/</w:t>
-      </w:r>
-      <w:r>
-        <w:t xml:space="preserve"> </w:t>
-      </w:r>
-      <w:r>
-        <w:rPr>
-          <w:rFonts w:eastAsia="Noto Sans CJK SC"/>
-        </w:rPr>
-        <w:t xml:space="preserve">复制到一台无 DSH/DS Bot/Electron 源码的 Linux 服务器，安装固定 Node 版本和服务端依赖，提供持久</w:t>
-      </w:r>
-      <w:r>
-        <w:t xml:space="preserve"> </w:t>
-      </w:r>
-      <w:r>
-        <w:rPr>
-          <w:rStyle w:val="VerbatimChar"/>
-        </w:rPr>
-        <w:t xml:space="preserve">data/</w:t>
-      </w:r>
-      <w:r>
-        <w:t xml:space="preserve"> </w:t>
-      </w:r>
-      <w:r>
-        <w:rPr>
-          <w:rFonts w:eastAsia="Noto Sans CJK SC"/>
-        </w:rPr>
-        <w:t xml:space="preserve">目录与 TLS 证书，运行迁移，启动单一 Hub 进程。可在</w:t>
-      </w:r>
-      <w:r>
-        <w:t xml:space="preserve"> </w:t>
-      </w:r>
-      <w:r>
-        <w:rPr>
-          <w:rStyle w:val="VerbatimChar"/>
-        </w:rPr>
-        <w:t xml:space="preserve">server/deploy/</w:t>
-      </w:r>
-      <w:r>
-        <w:t xml:space="preserve"> </w:t>
-      </w:r>
-      <w:r>
-        <w:rPr>
-          <w:rFonts w:eastAsia="Noto Sans CJK SC"/>
-        </w:rPr>
-        <w:t xml:space="preserve">提供 systemd 和 Docker 方案，选择其一作为生产支持路线。安装应用端不需要安装 server 源码。</w:t>
+        <w:t>将 server/ 复制到一台无 DSH/DS Bot/Electron 源码的 Linux 服务器，安装固定 Node 版本和服务端依赖，提供持久 data/ 目录与 TLS 证书，运行迁移，启动单一 Hub 进程。可在 server/deploy/ 提供 systemd 和 Docker 方案，选择其一作为生产支持路线。安装应用端不需要安装 server 源码。 /admin/ 由同一个 server/ 进程提供；默认 admin 仅限本地/内网演示，生产必须修改 operators 表中的密码并限制网络访问。</w:t>
       </w:r>
     </w:p>
     <w:bookmarkEnd w:id="43"/>
@@ -3945,6 +3878,70 @@
           </w:p>
         </w:tc>
       </w:tr>
+      <w:tr>
+        <w:tc>
+          <w:tcPr>
+            <w:tcW w:type="dxa" w:w="2640"/>
+          </w:tcPr>
+          <w:p>
+            <w:r>
+              <w:t>固定 admin 密码</w:t>
+            </w:r>
+          </w:p>
+        </w:tc>
+        <w:tc>
+          <w:tcPr>
+            <w:tcW w:type="dxa" w:w="2640"/>
+          </w:tcPr>
+          <w:p>
+            <w:r>
+              <w:t>仅本地/内网演示；生产环境修改 operators 密码并限制 /admin 网络访问</w:t>
+            </w:r>
+          </w:p>
+        </w:tc>
+        <w:tc>
+          <w:tcPr>
+            <w:tcW w:type="dxa" w:w="2640"/>
+          </w:tcPr>
+          <w:p>
+            <w:r>
+              <w:t>P0</w:t>
+            </w:r>
+          </w:p>
+        </w:tc>
+      </w:tr>
+      <w:tr>
+        <w:tc>
+          <w:tcPr>
+            <w:tcW w:type="dxa" w:w="2640"/>
+          </w:tcPr>
+          <w:p>
+            <w:r>
+              <w:t>管理员可读消息正文</w:t>
+            </w:r>
+          </w:p>
+        </w:tc>
+        <w:tc>
+          <w:tcPr>
+            <w:tcW w:type="dxa" w:w="2640"/>
+          </w:tcPr>
+          <w:p>
+            <w:r>
+              <w:t>仅 operator；每次读取写审计；不记录正文</w:t>
+            </w:r>
+          </w:p>
+        </w:tc>
+        <w:tc>
+          <w:tcPr>
+            <w:tcW w:type="dxa" w:w="2640"/>
+          </w:tcPr>
+          <w:p>
+            <w:r>
+              <w:t>P0</w:t>
+            </w:r>
+          </w:p>
+        </w:tc>
+      </w:tr>
     </w:tbl>
     <w:bookmarkEnd w:id="47"/>
     <w:bookmarkStart w:id="48" w:name="X8fe641d9bdb92fecbe1f5bd16959e6fd63bcc87"/>
@@ -3964,43 +3961,7 @@
         <w:pStyle w:val="FirstParagraph"/>
       </w:pPr>
       <w:r>
-        <w:rPr>
-          <w:rFonts w:eastAsia="Noto Sans CJK SC"/>
-        </w:rPr>
-        <w:t xml:space="preserve">使用</w:t>
-      </w:r>
-      <w:r>
-        <w:t xml:space="preserve"> </w:t>
-      </w:r>
-      <w:r>
-        <w:rPr>
-          <w:rStyle w:val="VerbatimChar"/>
-        </w:rPr>
-        <w:t xml:space="preserve">TASK_BOARD.md</w:t>
-      </w:r>
-      <w:r>
-        <w:t xml:space="preserve"> </w:t>
-      </w:r>
-      <w:r>
-        <w:rPr>
-          <w:rFonts w:eastAsia="Noto Sans CJK SC"/>
-        </w:rPr>
-        <w:t xml:space="preserve">的逐项任务。推荐先 P0 源码/构建与 G3 技术探针，再做基础 Hub，再复用 Bot UI 开工作群，最后跨用户执行与安全。每个阶段都需提交实测证据和更新</w:t>
-      </w:r>
-      <w:r>
-        <w:t xml:space="preserve"> </w:t>
-      </w:r>
-      <w:r>
-        <w:rPr>
-          <w:rStyle w:val="VerbatimChar"/>
-        </w:rPr>
-        <w:t xml:space="preserve">ACCEPTANCE.md</w:t>
-      </w:r>
-      <w:r>
-        <w:rPr>
-          <w:rFonts w:eastAsia="Noto Sans CJK SC"/>
-        </w:rPr>
-        <w:t xml:space="preserve">，不能用页面展示替代真实端到端结果。</w:t>
+        <w:t>使用 TASK_BOARD.md 的逐项任务。推荐先 P0 源码/构建与 G3 技术探针，再做基础 Hub，再复用 Bot UI 开工作群，最后跨用户执行与安全。每个阶段都需提交实测证据和更新 ACCEPTANCE.md，不能用页面展示替代真实端到端结果。 本地演示管理端按 DOC-01 → ADM-01 → ADM-02 → ADM-03 → ADM-04 执行，不阻塞 G0-G5。</w:t>
       </w:r>
     </w:p>
     <w:p>
@@ -4013,6 +3974,118 @@
     <w:bookmarkEnd w:id="48"/>
     <w:bookmarkEnd w:id="49"/>
     <w:bookmarkStart w:id="52" w:name="workgroup-ai新项目开发任务清单"/>
+    <w:p>
+      <w:pPr>
+        <w:pStyle w:val="Heading2"/>
+      </w:pPr>
+      <w:r>
+        <w:t>13. 本地演示 Hub 管理端（范围收缩）</w:t>
+      </w:r>
+    </w:p>
+    <w:p>
+      <w:pPr>
+        <w:pStyle w:val="Heading3"/>
+      </w:pPr>
+      <w:r>
+        <w:t>13.1 目标与边界</w:t>
+      </w:r>
+    </w:p>
+    <w:p>
+      <w:pPr>
+        <w:pStyle w:val="Compact"/>
+      </w:pPr>
+      <w:r>
+        <w:t>本地演示需要一个独立于 application/ 的 Hub Web 管理端，只管理工作群（rooms.kind='workgroup'）。应用内不出现 Hub 管理、登录、注册或地址配置入口。</w:t>
+      </w:r>
+    </w:p>
+    <w:p>
+      <w:pPr>
+        <w:pStyle w:val="Compact"/>
+      </w:pPr>
+      <w:r>
+        <w:t>管理员使用独立 operators 表，不写入 users 表。默认演示账号为 admin / abcd1234567890，密码以 scrypt 哈希保存；生产环境通过数据库修改密码或停用。</w:t>
+      </w:r>
+    </w:p>
+    <w:p>
+      <w:pPr>
+        <w:pStyle w:val="Heading3"/>
+      </w:pPr>
+      <w:r>
+        <w:t>13.2 数据与账号</w:t>
+      </w:r>
+    </w:p>
+    <w:p>
+      <w:pPr>
+        <w:pStyle w:val="Compact"/>
+      </w:pPr>
+      <w:r>
+        <w:t>新增 operators 表；audit_events 增加 actor_operator_id。admin 的登录、工作群变更和消息查看均写审计，但不记录密码、token 或消息正文。</w:t>
+      </w:r>
+    </w:p>
+    <w:p>
+      <w:pPr>
+        <w:pStyle w:val="Compact"/>
+      </w:pPr>
+      <w:r>
+        <w:t>不做物理删除：工作群解散使用 dissolved_at，成员移除使用 removed_at，消息保留。</w:t>
+      </w:r>
+    </w:p>
+    <w:p>
+      <w:pPr>
+        <w:pStyle w:val="Heading3"/>
+      </w:pPr>
+      <w:r>
+        <w:t>13.3 API 与页面</w:t>
+      </w:r>
+    </w:p>
+    <w:p>
+      <w:pPr>
+        <w:pStyle w:val="Compact"/>
+      </w:pPr>
+      <w:r>
+        <w:t>管理 API 位于 /api/v1/admin：登录/登出/会话；只读用户列表；工作群列表、创建、详情、改名、解散、成员增删；工作群消息正文只读分页。</w:t>
+      </w:r>
+    </w:p>
+    <w:p>
+      <w:pPr>
+        <w:pStyle w:val="Compact"/>
+      </w:pPr>
+      <w:r>
+        <w:t>/admin/ 使用 server/web/admin 下的原生 HTML/CSS/JS，由 server/ 自身提供，不引入前端构建链。页面只包含登录、工作群列表/详情、消息正文和成员操作。</w:t>
+      </w:r>
+    </w:p>
+    <w:p>
+      <w:pPr>
+        <w:pStyle w:val="Heading3"/>
+      </w:pPr>
+      <w:r>
+        <w:t>13.4 明确不做</w:t>
+      </w:r>
+    </w:p>
+    <w:p>
+      <w:pPr>
+        <w:pStyle w:val="Compact"/>
+      </w:pPr>
+      <w:r>
+        <w:t>不做用户 CRUD、设备管理、成员角色修改、owner 转移、审计 UI、Dashboard、消息搜索、附件下载、消息编辑/删除、多管理员权限。普通 room、Bot 本地群和私人 Session 永不进入管理端。</w:t>
+      </w:r>
+    </w:p>
+    <w:p>
+      <w:pPr>
+        <w:pStyle w:val="Heading3"/>
+      </w:pPr>
+      <w:r>
+        <w:t>13.5 验收</w:t>
+      </w:r>
+    </w:p>
+    <w:p>
+      <w:pPr>
+        <w:pStyle w:val="Compact"/>
+      </w:pPr>
+      <w:r>
+        <w:t>admin 可登录 /admin；工作群列表只显示 workgroup；可创建、改名、解散、增删成员；消息正文可分页只读；改名后应用端实时更新群名；guest Bearer 不能访问 admin API；无物理删除。</w:t>
+      </w:r>
+    </w:p>
     <w:p>
       <w:pPr>
         <w:pStyle w:val="Heading1"/>
@@ -8197,6 +8270,266 @@
           </w:p>
         </w:tc>
       </w:tr>
+      <w:tr>
+        <w:tc>
+          <w:tcPr>
+            <w:tcW w:type="dxa" w:w="1584"/>
+          </w:tcPr>
+          <w:p>
+            <w:r>
+              <w:t>ADM-01</w:t>
+            </w:r>
+          </w:p>
+        </w:tc>
+        <w:tc>
+          <w:tcPr>
+            <w:tcW w:type="dxa" w:w="1584"/>
+          </w:tcPr>
+          <w:p>
+            <w:r>
+              <w:t>server</w:t>
+            </w:r>
+          </w:p>
+        </w:tc>
+        <w:tc>
+          <w:tcPr>
+            <w:tcW w:type="dxa" w:w="1584"/>
+          </w:tcPr>
+          <w:p>
+            <w:r>
+              <w:t>operators 表、固定 admin 登录/会话</w:t>
+            </w:r>
+          </w:p>
+        </w:tc>
+        <w:tc>
+          <w:tcPr>
+            <w:tcW w:type="dxa" w:w="1584"/>
+          </w:tcPr>
+          <w:p>
+            <w:r>
+              <w:t>H-13</w:t>
+            </w:r>
+          </w:p>
+        </w:tc>
+        <w:tc>
+          <w:tcPr>
+            <w:tcW w:type="dxa" w:w="1584"/>
+          </w:tcPr>
+          <w:p>
+            <w:r>
+              <w:t>admin 独立表；登录/登出；guest token 拒绝</w:t>
+            </w:r>
+          </w:p>
+        </w:tc>
+      </w:tr>
+      <w:tr>
+        <w:tc>
+          <w:tcPr>
+            <w:tcW w:type="dxa" w:w="1584"/>
+          </w:tcPr>
+          <w:p>
+            <w:r>
+              <w:t>ADM-02</w:t>
+            </w:r>
+          </w:p>
+        </w:tc>
+        <w:tc>
+          <w:tcPr>
+            <w:tcW w:type="dxa" w:w="1584"/>
+          </w:tcPr>
+          <w:p>
+            <w:r>
+              <w:t>server</w:t>
+            </w:r>
+          </w:p>
+        </w:tc>
+        <w:tc>
+          <w:tcPr>
+            <w:tcW w:type="dxa" w:w="1584"/>
+          </w:tcPr>
+          <w:p>
+            <w:r>
+              <w:t>管理端工作群 API（仅 workgroup）</w:t>
+            </w:r>
+          </w:p>
+        </w:tc>
+        <w:tc>
+          <w:tcPr>
+            <w:tcW w:type="dxa" w:w="1584"/>
+          </w:tcPr>
+          <w:p>
+            <w:r>
+              <w:t>ADM-01/H-04</w:t>
+            </w:r>
+          </w:p>
+        </w:tc>
+        <w:tc>
+          <w:tcPr>
+            <w:tcW w:type="dxa" w:w="1584"/>
+          </w:tcPr>
+          <w:p>
+            <w:r>
+              <w:t>CRUD/成员增删/消息只读；普通 room 不可见</w:t>
+            </w:r>
+          </w:p>
+        </w:tc>
+      </w:tr>
+      <w:tr>
+        <w:tc>
+          <w:tcPr>
+            <w:tcW w:type="dxa" w:w="1584"/>
+          </w:tcPr>
+          <w:p>
+            <w:r>
+              <w:t>ADM-03</w:t>
+            </w:r>
+          </w:p>
+        </w:tc>
+        <w:tc>
+          <w:tcPr>
+            <w:tcW w:type="dxa" w:w="1584"/>
+          </w:tcPr>
+          <w:p>
+            <w:r>
+              <w:t>server</w:t>
+            </w:r>
+          </w:p>
+        </w:tc>
+        <w:tc>
+          <w:tcPr>
+            <w:tcW w:type="dxa" w:w="1584"/>
+          </w:tcPr>
+          <w:p>
+            <w:r>
+              <w:t>/admin Web UI</w:t>
+            </w:r>
+          </w:p>
+        </w:tc>
+        <w:tc>
+          <w:tcPr>
+            <w:tcW w:type="dxa" w:w="1584"/>
+          </w:tcPr>
+          <w:p>
+            <w:r>
+              <w:t>ADM-02</w:t>
+            </w:r>
+          </w:p>
+        </w:tc>
+        <w:tc>
+          <w:tcPr>
+            <w:tcW w:type="dxa" w:w="1584"/>
+          </w:tcPr>
+          <w:p>
+            <w:r>
+              <w:t>登录、列表/详情、消息正文</w:t>
+            </w:r>
+          </w:p>
+        </w:tc>
+      </w:tr>
+      <w:tr>
+        <w:tc>
+          <w:tcPr>
+            <w:tcW w:type="dxa" w:w="1584"/>
+          </w:tcPr>
+          <w:p>
+            <w:r>
+              <w:t>ADM-04</w:t>
+            </w:r>
+          </w:p>
+        </w:tc>
+        <w:tc>
+          <w:tcPr>
+            <w:tcW w:type="dxa" w:w="1584"/>
+          </w:tcPr>
+          <w:p>
+            <w:r>
+              <w:t>server+application</w:t>
+            </w:r>
+          </w:p>
+        </w:tc>
+        <w:tc>
+          <w:tcPr>
+            <w:tcW w:type="dxa" w:w="1584"/>
+          </w:tcPr>
+          <w:p>
+            <w:r>
+              <w:t>room.renamed 实时事件</w:t>
+            </w:r>
+          </w:p>
+        </w:tc>
+        <w:tc>
+          <w:tcPr>
+            <w:tcW w:type="dxa" w:w="1584"/>
+          </w:tcPr>
+          <w:p>
+            <w:r>
+              <w:t>ADM-02/A-05</w:t>
+            </w:r>
+          </w:p>
+        </w:tc>
+        <w:tc>
+          <w:tcPr>
+            <w:tcW w:type="dxa" w:w="1584"/>
+          </w:tcPr>
+          <w:p>
+            <w:r>
+              <w:t>改名后应用端实时更新</w:t>
+            </w:r>
+          </w:p>
+        </w:tc>
+      </w:tr>
+      <w:tr>
+        <w:tc>
+          <w:tcPr>
+            <w:tcW w:type="dxa" w:w="1584"/>
+          </w:tcPr>
+          <w:p>
+            <w:r>
+              <w:t>DOC-01</w:t>
+            </w:r>
+          </w:p>
+        </w:tc>
+        <w:tc>
+          <w:tcPr>
+            <w:tcW w:type="dxa" w:w="1584"/>
+          </w:tcPr>
+          <w:p>
+            <w:r>
+              <w:t>文档</w:t>
+            </w:r>
+          </w:p>
+        </w:tc>
+        <w:tc>
+          <w:tcPr>
+            <w:tcW w:type="dxa" w:w="1584"/>
+          </w:tcPr>
+          <w:p>
+            <w:r>
+              <w:t>收缩范围并同步实施书/验收/README</w:t>
+            </w:r>
+          </w:p>
+        </w:tc>
+        <w:tc>
+          <w:tcPr>
+            <w:tcW w:type="dxa" w:w="1584"/>
+          </w:tcPr>
+          <w:p>
+            <w:r>
+              <w:t>—</w:t>
+            </w:r>
+          </w:p>
+        </w:tc>
+        <w:tc>
+          <w:tcPr>
+            <w:tcW w:type="dxa" w:w="1584"/>
+          </w:tcPr>
+          <w:p>
+            <w:r>
+              <w:t>文档不再宣称完整后台</w:t>
+            </w:r>
+          </w:p>
+        </w:tc>
+      </w:tr>
     </w:tbl>
     <w:bookmarkStart w:id="50" w:name="依赖规则不可交换"/>
     <w:p>
@@ -9088,6 +9421,86 @@
     </w:p>
     <w:bookmarkEnd w:id="57"/>
     <w:bookmarkStart w:id="58" w:name="必须记录的证据等级"/>
+    <w:p>
+      <w:pPr>
+        <w:pStyle w:val="Heading2"/>
+      </w:pPr>
+      <w:r>
+        <w:t>F. Hub 管理端（本地演示）</w:t>
+      </w:r>
+    </w:p>
+    <w:p>
+      <w:pPr>
+        <w:pStyle w:val="Compact"/>
+      </w:pPr>
+      <w:r>
+        <w:t>☐ admin 存在于独立 operators 表，不在 users 表。</w:t>
+      </w:r>
+    </w:p>
+    <w:p>
+      <w:pPr>
+        <w:pStyle w:val="Compact"/>
+      </w:pPr>
+      <w:r>
+        <w:t>☐ 固定 admin 可登录 /admin，错误密码被拒绝。</w:t>
+      </w:r>
+    </w:p>
+    <w:p>
+      <w:pPr>
+        <w:pStyle w:val="Compact"/>
+      </w:pPr>
+      <w:r>
+        <w:t>☐ 工作群列表只显示 rooms.kind='workgroup'。</w:t>
+      </w:r>
+    </w:p>
+    <w:p>
+      <w:pPr>
+        <w:pStyle w:val="Compact"/>
+      </w:pPr>
+      <w:r>
+        <w:t>☐ 可创建工作群、改名、解散、添加/移除成员。</w:t>
+      </w:r>
+    </w:p>
+    <w:p>
+      <w:pPr>
+        <w:pStyle w:val="Compact"/>
+      </w:pPr>
+      <w:r>
+        <w:t>☐ 消息正文可分页只读查看，按纯文本渲染。</w:t>
+      </w:r>
+    </w:p>
+    <w:p>
+      <w:pPr>
+        <w:pStyle w:val="Compact"/>
+      </w:pPr>
+      <w:r>
+        <w:t>☐ 改名后应用端已打开的工作群实时更新群名。</w:t>
+      </w:r>
+    </w:p>
+    <w:p>
+      <w:pPr>
+        <w:pStyle w:val="Compact"/>
+      </w:pPr>
+      <w:r>
+        <w:t>☐ 用户只读；不做用户 CRUD。</w:t>
+      </w:r>
+    </w:p>
+    <w:p>
+      <w:pPr>
+        <w:pStyle w:val="Compact"/>
+      </w:pPr>
+      <w:r>
+        <w:t>☐ 普通 room、Bot 本地群不出现在管理端。</w:t>
+      </w:r>
+    </w:p>
+    <w:p>
+      <w:pPr>
+        <w:pStyle w:val="Compact"/>
+      </w:pPr>
+      <w:r>
+        <w:t>☐ 无物理删除：用户禁用、工作群解散、成员 removed_at、消息保留。</w:t>
+      </w:r>
+    </w:p>
     <w:p>
       <w:pPr>
         <w:pStyle w:val="Heading2"/>
